--- a/Church/2026/2026_0321_MenloChurch.docx
+++ b/Church/2026/2026_0321_MenloChurch.docx
@@ -105,15 +105,7 @@
           <w:sz w:val="24"/>
           <w:szCs w:val="24"/>
         </w:rPr>
-        <w:t>https://www.youtube.com/live/K3vZNKn_Wdw?si=03UWdljbCXa-9rvp</w:t>
-      </w:r>
-      <w:r>
-        <w:rPr>
-          <w:rFonts w:cstheme="minorHAnsi"/>
-          <w:sz w:val="24"/>
-          <w:szCs w:val="24"/>
-        </w:rPr>
-        <w:t xml:space="preserve"> </w:t>
+        <w:t xml:space="preserve">https://www.youtube.com/live/K3vZNKn_Wdw?si=03UWdljbCXa-9rvp </w:t>
       </w:r>
     </w:p>
     <w:p>
@@ -203,6 +195,129 @@
           <w:szCs w:val="24"/>
         </w:rPr>
         <w:t>Phil EuBank, Lead Pastor</w:t>
+      </w:r>
+    </w:p>
+    <w:p>
+      <w:pPr>
+        <w:rPr>
+          <w:rFonts w:cstheme="minorHAnsi"/>
+          <w:sz w:val="24"/>
+          <w:szCs w:val="24"/>
+        </w:rPr>
+      </w:pPr>
+    </w:p>
+    <w:p>
+      <w:pPr>
+        <w:rPr>
+          <w:rFonts w:cstheme="minorHAnsi"/>
+          <w:sz w:val="24"/>
+          <w:szCs w:val="24"/>
+        </w:rPr>
+      </w:pPr>
+      <w:r>
+        <w:rPr>
+          <w:rFonts w:cstheme="minorHAnsi"/>
+          <w:sz w:val="24"/>
+          <w:szCs w:val="24"/>
+        </w:rPr>
+        <w:t xml:space="preserve">We are in the fourth of “I Am…” series. We talk </w:t>
+      </w:r>
+      <w:r>
+        <w:rPr>
+          <w:rFonts w:cstheme="minorHAnsi"/>
+          <w:sz w:val="24"/>
+          <w:szCs w:val="24"/>
+        </w:rPr>
+        <w:t>"I Am With You in the Silence</w:t>
+      </w:r>
+      <w:r>
+        <w:rPr>
+          <w:rFonts w:cstheme="minorHAnsi"/>
+          <w:sz w:val="24"/>
+          <w:szCs w:val="24"/>
+        </w:rPr>
+        <w:t>.</w:t>
+      </w:r>
+      <w:r>
+        <w:rPr>
+          <w:rFonts w:cstheme="minorHAnsi"/>
+          <w:sz w:val="24"/>
+          <w:szCs w:val="24"/>
+        </w:rPr>
+        <w:t>" </w:t>
+      </w:r>
+      <w:r>
+        <w:rPr>
+          <w:rFonts w:cstheme="minorHAnsi"/>
+          <w:sz w:val="24"/>
+          <w:szCs w:val="24"/>
+        </w:rPr>
+        <w:t>We find</w:t>
+      </w:r>
+      <w:r>
+        <w:rPr>
+          <w:rFonts w:cstheme="minorHAnsi"/>
+          <w:sz w:val="24"/>
+          <w:szCs w:val="24"/>
+        </w:rPr>
+        <w:t xml:space="preserve"> </w:t>
+      </w:r>
+      <w:r>
+        <w:rPr>
+          <w:rFonts w:cstheme="minorHAnsi"/>
+          <w:sz w:val="24"/>
+          <w:szCs w:val="24"/>
+        </w:rPr>
+        <w:t xml:space="preserve">and communicate with </w:t>
+      </w:r>
+      <w:r>
+        <w:rPr>
+          <w:rFonts w:cstheme="minorHAnsi"/>
+          <w:sz w:val="24"/>
+          <w:szCs w:val="24"/>
+        </w:rPr>
+        <w:t xml:space="preserve">God </w:t>
+      </w:r>
+      <w:r>
+        <w:rPr>
+          <w:rFonts w:cstheme="minorHAnsi"/>
+          <w:sz w:val="24"/>
+          <w:szCs w:val="24"/>
+        </w:rPr>
+        <w:t>in silence</w:t>
+      </w:r>
+      <w:r>
+        <w:rPr>
+          <w:rFonts w:cstheme="minorHAnsi"/>
+          <w:sz w:val="24"/>
+          <w:szCs w:val="24"/>
+        </w:rPr>
+        <w:t xml:space="preserve"> rather than noise</w:t>
+      </w:r>
+      <w:r>
+        <w:rPr>
+          <w:rFonts w:cstheme="minorHAnsi"/>
+          <w:sz w:val="24"/>
+          <w:szCs w:val="24"/>
+        </w:rPr>
+        <w:t>.</w:t>
+      </w:r>
+    </w:p>
+    <w:p>
+      <w:pPr>
+        <w:rPr>
+          <w:rFonts w:cstheme="minorHAnsi"/>
+          <w:sz w:val="24"/>
+          <w:szCs w:val="24"/>
+        </w:rPr>
+      </w:pPr>
+      <w:r>
+        <w:rPr>
+          <w:rFonts w:cstheme="minorHAnsi"/>
+          <w:sz w:val="24"/>
+          <w:szCs w:val="24"/>
+        </w:rPr>
+        <w:t>There is an old saying that “The dog who caught the car.” It means too ambitious and lack of preparation and chasing a goal is never achieved.</w:t>
       </w:r>
     </w:p>
     <w:p>
@@ -425,113 +540,6 @@
           <w:szCs w:val="24"/>
         </w:rPr>
         <w:t>This theme is often associated with the idea that the Holy Spirit dwells within believers, providing continuous reassurance</w:t>
-      </w:r>
-    </w:p>
-    <w:p>
-      <w:pPr>
-        <w:rPr>
-          <w:rFonts w:cstheme="minorHAnsi"/>
-          <w:sz w:val="24"/>
-          <w:szCs w:val="24"/>
-        </w:rPr>
-      </w:pPr>
-    </w:p>
-    <w:p>
-      <w:pPr>
-        <w:rPr>
-          <w:rFonts w:cstheme="minorHAnsi"/>
-          <w:sz w:val="24"/>
-          <w:szCs w:val="24"/>
-        </w:rPr>
-      </w:pPr>
-    </w:p>
-    <w:p>
-      <w:pPr>
-        <w:rPr>
-          <w:rFonts w:cstheme="minorHAnsi"/>
-          <w:sz w:val="24"/>
-          <w:szCs w:val="24"/>
-        </w:rPr>
-      </w:pPr>
-      <w:r>
-        <w:rPr>
-          <w:rFonts w:cstheme="minorHAnsi"/>
-          <w:sz w:val="24"/>
-          <w:szCs w:val="24"/>
-        </w:rPr>
-        <w:t>"I Am With You in the Silence"</w:t>
-      </w:r>
-      <w:r>
-        <w:rPr>
-          <w:rFonts w:cstheme="minorHAnsi"/>
-          <w:sz w:val="24"/>
-          <w:szCs w:val="24"/>
-        </w:rPr>
-        <w:t>:</w:t>
-      </w:r>
-      <w:r>
-        <w:rPr>
-          <w:rFonts w:cstheme="minorHAnsi"/>
-          <w:sz w:val="24"/>
-          <w:szCs w:val="24"/>
-        </w:rPr>
-        <w:t> </w:t>
-      </w:r>
-      <w:r>
-        <w:rPr>
-          <w:rFonts w:cstheme="minorHAnsi"/>
-          <w:sz w:val="24"/>
-          <w:szCs w:val="24"/>
-        </w:rPr>
-        <w:t>Find</w:t>
-      </w:r>
-      <w:r>
-        <w:rPr>
-          <w:rFonts w:cstheme="minorHAnsi"/>
-          <w:sz w:val="24"/>
-          <w:szCs w:val="24"/>
-        </w:rPr>
-        <w:t xml:space="preserve"> </w:t>
-      </w:r>
-      <w:r>
-        <w:rPr>
-          <w:rFonts w:cstheme="minorHAnsi"/>
-          <w:sz w:val="24"/>
-          <w:szCs w:val="24"/>
-        </w:rPr>
-        <w:t xml:space="preserve">and communicate with </w:t>
-      </w:r>
-      <w:r>
-        <w:rPr>
-          <w:rFonts w:cstheme="minorHAnsi"/>
-          <w:sz w:val="24"/>
-          <w:szCs w:val="24"/>
-        </w:rPr>
-        <w:t xml:space="preserve">God </w:t>
-      </w:r>
-      <w:r>
-        <w:rPr>
-          <w:rFonts w:cstheme="minorHAnsi"/>
-          <w:sz w:val="24"/>
-          <w:szCs w:val="24"/>
-        </w:rPr>
-        <w:t>in silence</w:t>
-      </w:r>
-      <w:r>
-        <w:rPr>
-          <w:rFonts w:cstheme="minorHAnsi"/>
-          <w:sz w:val="24"/>
-          <w:szCs w:val="24"/>
-        </w:rPr>
-        <w:t xml:space="preserve"> rather than noise</w:t>
-      </w:r>
-      <w:r>
-        <w:rPr>
-          <w:rFonts w:cstheme="minorHAnsi"/>
-          <w:sz w:val="24"/>
-          <w:szCs w:val="24"/>
-        </w:rPr>
-        <w:t>.</w:t>
       </w:r>
     </w:p>
     <w:p>
@@ -748,6 +756,7 @@
       <w:r>
         <w:rPr>
           <w:rFonts w:cstheme="minorHAnsi"/>
+          <w:noProof/>
           <w:sz w:val="24"/>
           <w:szCs w:val="24"/>
         </w:rPr>
@@ -808,6 +817,7 @@
       <w:r>
         <w:rPr>
           <w:rFonts w:cstheme="minorHAnsi"/>
+          <w:noProof/>
           <w:sz w:val="24"/>
           <w:szCs w:val="24"/>
         </w:rPr>
@@ -871,6 +881,7 @@
           <w:sz w:val="24"/>
           <w:szCs w:val="24"/>
         </w:rPr>
+        <w:lastRenderedPageBreak/>
         <w:t>21</w:t>
       </w:r>
       <w:r>
@@ -913,7 +924,6 @@
           <w:sz w:val="24"/>
           <w:szCs w:val="24"/>
         </w:rPr>
-        <w:lastRenderedPageBreak/>
         <w:drawing>
           <wp:inline distT="0" distB="0" distL="0" distR="0" wp14:anchorId="4C2A8575" wp14:editId="583F3473">
             <wp:extent cx="2001328" cy="1398307"/>
@@ -974,23 +984,7 @@
           <w:sz w:val="24"/>
           <w:szCs w:val="24"/>
         </w:rPr>
-        <w:t>2</w:t>
-      </w:r>
-      <w:r>
-        <w:rPr>
-          <w:rFonts w:cstheme="minorHAnsi"/>
-          <w:sz w:val="24"/>
-          <w:szCs w:val="24"/>
-        </w:rPr>
-        <w:t>2</w:t>
-      </w:r>
-      <w:r>
-        <w:rPr>
-          <w:rFonts w:cstheme="minorHAnsi"/>
-          <w:sz w:val="24"/>
-          <w:szCs w:val="24"/>
-        </w:rPr>
-        <w:t>:00/1:15:00</w:t>
+        <w:t>22:00/1:15:00</w:t>
       </w:r>
     </w:p>
     <w:p>
@@ -1144,31 +1138,7 @@
           <w:sz w:val="24"/>
           <w:szCs w:val="24"/>
         </w:rPr>
-        <w:t>30</w:t>
-      </w:r>
-      <w:r>
-        <w:rPr>
-          <w:rFonts w:cstheme="minorHAnsi"/>
-          <w:sz w:val="24"/>
-          <w:szCs w:val="24"/>
-        </w:rPr>
-        <w:t>:</w:t>
-      </w:r>
-      <w:r>
-        <w:rPr>
-          <w:rFonts w:cstheme="minorHAnsi"/>
-          <w:sz w:val="24"/>
-          <w:szCs w:val="24"/>
-        </w:rPr>
-        <w:t>2</w:t>
-      </w:r>
-      <w:r>
-        <w:rPr>
-          <w:rFonts w:cstheme="minorHAnsi"/>
-          <w:sz w:val="24"/>
-          <w:szCs w:val="24"/>
-        </w:rPr>
-        <w:t>2:00/1:15:00</w:t>
+        <w:t>30:22:00/1:15:00</w:t>
       </w:r>
     </w:p>
     <w:p>
@@ -1191,6 +1161,7 @@
       <w:r>
         <w:rPr>
           <w:rFonts w:cstheme="minorHAnsi"/>
+          <w:noProof/>
           <w:sz w:val="24"/>
           <w:szCs w:val="24"/>
         </w:rPr>
@@ -1268,6 +1239,7 @@
       <w:r>
         <w:rPr>
           <w:rFonts w:cstheme="minorHAnsi"/>
+          <w:noProof/>
           <w:sz w:val="24"/>
           <w:szCs w:val="24"/>
         </w:rPr>
@@ -1331,39 +1303,7 @@
           <w:sz w:val="24"/>
           <w:szCs w:val="24"/>
         </w:rPr>
-        <w:t>3</w:t>
-      </w:r>
-      <w:r>
-        <w:rPr>
-          <w:rFonts w:cstheme="minorHAnsi"/>
-          <w:sz w:val="24"/>
-          <w:szCs w:val="24"/>
-        </w:rPr>
-        <w:t>1</w:t>
-      </w:r>
-      <w:r>
-        <w:rPr>
-          <w:rFonts w:cstheme="minorHAnsi"/>
-          <w:sz w:val="24"/>
-          <w:szCs w:val="24"/>
-        </w:rPr>
-        <w:t>:</w:t>
-      </w:r>
-      <w:r>
-        <w:rPr>
-          <w:rFonts w:cstheme="minorHAnsi"/>
-          <w:sz w:val="24"/>
-          <w:szCs w:val="24"/>
-        </w:rPr>
-        <w:t>40</w:t>
-      </w:r>
-      <w:r>
-        <w:rPr>
-          <w:rFonts w:cstheme="minorHAnsi"/>
-          <w:sz w:val="24"/>
-          <w:szCs w:val="24"/>
-        </w:rPr>
-        <w:t>:00/1:15:00</w:t>
+        <w:t>31:40:00/1:15:00</w:t>
       </w:r>
     </w:p>
     <w:p>
@@ -1386,6 +1326,7 @@
       <w:r>
         <w:rPr>
           <w:rFonts w:cstheme="minorHAnsi"/>
+          <w:noProof/>
           <w:sz w:val="24"/>
           <w:szCs w:val="24"/>
         </w:rPr>
@@ -1437,6 +1378,7 @@
       <w:r>
         <w:rPr>
           <w:rFonts w:cstheme="minorHAnsi"/>
+          <w:noProof/>
           <w:sz w:val="24"/>
           <w:szCs w:val="24"/>
         </w:rPr>
@@ -1487,6 +1429,7 @@
       <w:r>
         <w:rPr>
           <w:rFonts w:cstheme="minorHAnsi"/>
+          <w:noProof/>
           <w:sz w:val="24"/>
           <w:szCs w:val="24"/>
         </w:rPr>
@@ -1547,6 +1490,7 @@
       <w:r>
         <w:rPr>
           <w:rFonts w:cstheme="minorHAnsi"/>
+          <w:noProof/>
           <w:sz w:val="24"/>
           <w:szCs w:val="24"/>
         </w:rPr>
@@ -1597,6 +1541,7 @@
       <w:r>
         <w:rPr>
           <w:rFonts w:cstheme="minorHAnsi"/>
+          <w:noProof/>
           <w:sz w:val="24"/>
           <w:szCs w:val="24"/>
         </w:rPr>
@@ -2086,6 +2031,7 @@
       <w:r>
         <w:rPr>
           <w:rFonts w:cstheme="minorHAnsi"/>
+          <w:noProof/>
           <w:sz w:val="24"/>
           <w:szCs w:val="24"/>
         </w:rPr>
@@ -2158,31 +2104,7 @@
           <w:sz w:val="24"/>
           <w:szCs w:val="24"/>
         </w:rPr>
-        <w:t>42</w:t>
-      </w:r>
-      <w:r>
-        <w:rPr>
-          <w:rFonts w:cstheme="minorHAnsi"/>
-          <w:sz w:val="24"/>
-          <w:szCs w:val="24"/>
-        </w:rPr>
-        <w:t>:</w:t>
-      </w:r>
-      <w:r>
-        <w:rPr>
-          <w:rFonts w:cstheme="minorHAnsi"/>
-          <w:sz w:val="24"/>
-          <w:szCs w:val="24"/>
-        </w:rPr>
-        <w:t>40</w:t>
-      </w:r>
-      <w:r>
-        <w:rPr>
-          <w:rFonts w:cstheme="minorHAnsi"/>
-          <w:sz w:val="24"/>
-          <w:szCs w:val="24"/>
-        </w:rPr>
-        <w:t>/1:15:00</w:t>
+        <w:t>42:40/1:15:00</w:t>
       </w:r>
     </w:p>
     <w:p>
@@ -2196,6 +2118,7 @@
       <w:r>
         <w:rPr>
           <w:rFonts w:cstheme="minorHAnsi"/>
+          <w:noProof/>
           <w:sz w:val="24"/>
           <w:szCs w:val="24"/>
         </w:rPr>
@@ -2259,39 +2182,7 @@
           <w:sz w:val="24"/>
           <w:szCs w:val="24"/>
         </w:rPr>
-        <w:t>4</w:t>
-      </w:r>
-      <w:r>
-        <w:rPr>
-          <w:rFonts w:cstheme="minorHAnsi"/>
-          <w:sz w:val="24"/>
-          <w:szCs w:val="24"/>
-        </w:rPr>
-        <w:t>6</w:t>
-      </w:r>
-      <w:r>
-        <w:rPr>
-          <w:rFonts w:cstheme="minorHAnsi"/>
-          <w:sz w:val="24"/>
-          <w:szCs w:val="24"/>
-        </w:rPr>
-        <w:t>:</w:t>
-      </w:r>
-      <w:r>
-        <w:rPr>
-          <w:rFonts w:cstheme="minorHAnsi"/>
-          <w:sz w:val="24"/>
-          <w:szCs w:val="24"/>
-        </w:rPr>
-        <w:t>35</w:t>
-      </w:r>
-      <w:r>
-        <w:rPr>
-          <w:rFonts w:cstheme="minorHAnsi"/>
-          <w:sz w:val="24"/>
-          <w:szCs w:val="24"/>
-        </w:rPr>
-        <w:t>/1:15:00</w:t>
+        <w:t>46:35/1:15:00</w:t>
       </w:r>
     </w:p>
     <w:p>
@@ -2305,6 +2196,7 @@
       <w:r>
         <w:rPr>
           <w:rFonts w:cstheme="minorHAnsi"/>
+          <w:noProof/>
           <w:sz w:val="24"/>
           <w:szCs w:val="24"/>
         </w:rPr>
@@ -2377,39 +2269,7 @@
           <w:sz w:val="24"/>
           <w:szCs w:val="24"/>
         </w:rPr>
-        <w:t>4</w:t>
-      </w:r>
-      <w:r>
-        <w:rPr>
-          <w:rFonts w:cstheme="minorHAnsi"/>
-          <w:sz w:val="24"/>
-          <w:szCs w:val="24"/>
-        </w:rPr>
-        <w:t>8</w:t>
-      </w:r>
-      <w:r>
-        <w:rPr>
-          <w:rFonts w:cstheme="minorHAnsi"/>
-          <w:sz w:val="24"/>
-          <w:szCs w:val="24"/>
-        </w:rPr>
-        <w:t>:</w:t>
-      </w:r>
-      <w:r>
-        <w:rPr>
-          <w:rFonts w:cstheme="minorHAnsi"/>
-          <w:sz w:val="24"/>
-          <w:szCs w:val="24"/>
-        </w:rPr>
-        <w:t>4</w:t>
-      </w:r>
-      <w:r>
-        <w:rPr>
-          <w:rFonts w:cstheme="minorHAnsi"/>
-          <w:sz w:val="24"/>
-          <w:szCs w:val="24"/>
-        </w:rPr>
-        <w:t>5/1:15:00</w:t>
+        <w:t>48:45/1:15:00</w:t>
       </w:r>
     </w:p>
     <w:p>
@@ -2423,6 +2283,7 @@
       <w:r>
         <w:rPr>
           <w:rFonts w:cstheme="minorHAnsi"/>
+          <w:noProof/>
           <w:sz w:val="24"/>
           <w:szCs w:val="24"/>
         </w:rPr>
@@ -2483,6 +2344,7 @@
       <w:r>
         <w:rPr>
           <w:rFonts w:cstheme="minorHAnsi"/>
+          <w:noProof/>
           <w:sz w:val="24"/>
           <w:szCs w:val="24"/>
         </w:rPr>
@@ -2534,6 +2396,7 @@
       <w:r>
         <w:rPr>
           <w:rFonts w:cstheme="minorHAnsi"/>
+          <w:noProof/>
           <w:sz w:val="24"/>
           <w:szCs w:val="24"/>
         </w:rPr>
@@ -2584,6 +2447,7 @@
       <w:r>
         <w:rPr>
           <w:rFonts w:cstheme="minorHAnsi"/>
+          <w:noProof/>
           <w:sz w:val="24"/>
           <w:szCs w:val="24"/>
         </w:rPr>
@@ -2644,6 +2508,7 @@
       <w:r>
         <w:rPr>
           <w:rFonts w:cstheme="minorHAnsi"/>
+          <w:noProof/>
           <w:sz w:val="24"/>
           <w:szCs w:val="24"/>
         </w:rPr>
@@ -2694,6 +2559,7 @@
       <w:r>
         <w:rPr>
           <w:rFonts w:cstheme="minorHAnsi"/>
+          <w:noProof/>
           <w:sz w:val="24"/>
           <w:szCs w:val="24"/>
         </w:rPr>
@@ -2744,6 +2610,7 @@
       <w:r>
         <w:rPr>
           <w:rFonts w:cstheme="minorHAnsi"/>
+          <w:noProof/>
           <w:sz w:val="24"/>
           <w:szCs w:val="24"/>
         </w:rPr>
@@ -3103,7 +2970,29 @@
           <w:sz w:val="24"/>
           <w:szCs w:val="24"/>
         </w:rPr>
-        <w:t>Encouragement over Dispair:</w:t>
+        <w:t xml:space="preserve">Encouragement over </w:t>
+      </w:r>
+      <w:proofErr w:type="spellStart"/>
+      <w:r>
+        <w:rPr>
+          <w:rFonts w:cstheme="minorHAnsi"/>
+          <w:b/>
+          <w:bCs/>
+          <w:sz w:val="24"/>
+          <w:szCs w:val="24"/>
+        </w:rPr>
+        <w:t>Dispair</w:t>
+      </w:r>
+      <w:proofErr w:type="spellEnd"/>
+      <w:r>
+        <w:rPr>
+          <w:rFonts w:cstheme="minorHAnsi"/>
+          <w:b/>
+          <w:bCs/>
+          <w:sz w:val="24"/>
+          <w:szCs w:val="24"/>
+        </w:rPr>
+        <w:t>:</w:t>
       </w:r>
       <w:r>
         <w:rPr>
@@ -3468,7 +3357,95 @@
           <w:sz w:val="24"/>
           <w:szCs w:val="24"/>
         </w:rPr>
-        <w:t>Summary</w:t>
+        <w:t xml:space="preserve">We are in the fourth of “I Am…” series. We talk </w:t>
+      </w:r>
+      <w:r>
+        <w:rPr>
+          <w:rFonts w:cstheme="minorHAnsi"/>
+          <w:sz w:val="24"/>
+          <w:szCs w:val="24"/>
+        </w:rPr>
+        <w:t>"I Am With You in the Silence</w:t>
+      </w:r>
+      <w:r>
+        <w:rPr>
+          <w:rFonts w:cstheme="minorHAnsi"/>
+          <w:sz w:val="24"/>
+          <w:szCs w:val="24"/>
+        </w:rPr>
+        <w:t>.</w:t>
+      </w:r>
+      <w:r>
+        <w:rPr>
+          <w:rFonts w:cstheme="minorHAnsi"/>
+          <w:sz w:val="24"/>
+          <w:szCs w:val="24"/>
+        </w:rPr>
+        <w:t>" </w:t>
+      </w:r>
+      <w:r>
+        <w:rPr>
+          <w:rFonts w:cstheme="minorHAnsi"/>
+          <w:sz w:val="24"/>
+          <w:szCs w:val="24"/>
+        </w:rPr>
+        <w:t>We f</w:t>
+      </w:r>
+      <w:r>
+        <w:rPr>
+          <w:rFonts w:cstheme="minorHAnsi"/>
+          <w:sz w:val="24"/>
+          <w:szCs w:val="24"/>
+        </w:rPr>
+        <w:t>ind</w:t>
+      </w:r>
+      <w:r>
+        <w:rPr>
+          <w:rFonts w:cstheme="minorHAnsi"/>
+          <w:sz w:val="24"/>
+          <w:szCs w:val="24"/>
+        </w:rPr>
+        <w:t xml:space="preserve"> </w:t>
+      </w:r>
+      <w:r>
+        <w:rPr>
+          <w:rFonts w:cstheme="minorHAnsi"/>
+          <w:sz w:val="24"/>
+          <w:szCs w:val="24"/>
+        </w:rPr>
+        <w:t xml:space="preserve">and communicate with </w:t>
+      </w:r>
+      <w:r>
+        <w:rPr>
+          <w:rFonts w:cstheme="minorHAnsi"/>
+          <w:sz w:val="24"/>
+          <w:szCs w:val="24"/>
+        </w:rPr>
+        <w:t xml:space="preserve">God </w:t>
+      </w:r>
+      <w:r>
+        <w:rPr>
+          <w:rFonts w:cstheme="minorHAnsi"/>
+          <w:sz w:val="24"/>
+          <w:szCs w:val="24"/>
+        </w:rPr>
+        <w:t>in silence</w:t>
+      </w:r>
+      <w:r>
+        <w:rPr>
+          <w:rFonts w:cstheme="minorHAnsi"/>
+          <w:sz w:val="24"/>
+          <w:szCs w:val="24"/>
+        </w:rPr>
+        <w:t xml:space="preserve"> rather than noise</w:t>
+      </w:r>
+      <w:r>
+        <w:rPr>
+          <w:rFonts w:cstheme="minorHAnsi"/>
+          <w:sz w:val="24"/>
+          <w:szCs w:val="24"/>
+        </w:rPr>
+        <w:t>.</w:t>
       </w:r>
     </w:p>
     <w:p>
@@ -3485,79 +3462,7 @@
           <w:sz w:val="24"/>
           <w:szCs w:val="24"/>
         </w:rPr>
-        <w:t>"I Am With You in the Silence"</w:t>
-      </w:r>
-      <w:r>
-        <w:rPr>
-          <w:rFonts w:cstheme="minorHAnsi"/>
-          <w:sz w:val="24"/>
-          <w:szCs w:val="24"/>
-        </w:rPr>
-        <w:t>:</w:t>
-      </w:r>
-      <w:r>
-        <w:rPr>
-          <w:rFonts w:cstheme="minorHAnsi"/>
-          <w:sz w:val="24"/>
-          <w:szCs w:val="24"/>
-        </w:rPr>
-        <w:t> </w:t>
-      </w:r>
-      <w:r>
-        <w:rPr>
-          <w:rFonts w:cstheme="minorHAnsi"/>
-          <w:sz w:val="24"/>
-          <w:szCs w:val="24"/>
-        </w:rPr>
-        <w:t>Find</w:t>
-      </w:r>
-      <w:r>
-        <w:rPr>
-          <w:rFonts w:cstheme="minorHAnsi"/>
-          <w:sz w:val="24"/>
-          <w:szCs w:val="24"/>
-        </w:rPr>
-        <w:t xml:space="preserve"> </w:t>
-      </w:r>
-      <w:r>
-        <w:rPr>
-          <w:rFonts w:cstheme="minorHAnsi"/>
-          <w:sz w:val="24"/>
-          <w:szCs w:val="24"/>
-        </w:rPr>
-        <w:t xml:space="preserve">and communicate with </w:t>
-      </w:r>
-      <w:r>
-        <w:rPr>
-          <w:rFonts w:cstheme="minorHAnsi"/>
-          <w:sz w:val="24"/>
-          <w:szCs w:val="24"/>
-        </w:rPr>
-        <w:t xml:space="preserve">God </w:t>
-      </w:r>
-      <w:r>
-        <w:rPr>
-          <w:rFonts w:cstheme="minorHAnsi"/>
-          <w:sz w:val="24"/>
-          <w:szCs w:val="24"/>
-        </w:rPr>
-        <w:t>in silence</w:t>
-      </w:r>
-      <w:r>
-        <w:rPr>
-          <w:rFonts w:cstheme="minorHAnsi"/>
-          <w:sz w:val="24"/>
-          <w:szCs w:val="24"/>
-        </w:rPr>
-        <w:t xml:space="preserve"> rather than noise</w:t>
-      </w:r>
-      <w:r>
-        <w:rPr>
-          <w:rFonts w:cstheme="minorHAnsi"/>
-          <w:sz w:val="24"/>
-          <w:szCs w:val="24"/>
-        </w:rPr>
-        <w:t>.</w:t>
+        <w:t>There is an old saying that “The dog who caught the car.” It means too ambitious and lack of preparation and chasing a goal is never achieved.</w:t>
       </w:r>
     </w:p>
     <w:p>
@@ -3568,30 +3473,6 @@
           <w:szCs w:val="24"/>
         </w:rPr>
       </w:pPr>
-      <w:r>
-        <w:rPr>
-          <w:rFonts w:cstheme="minorHAnsi"/>
-          <w:sz w:val="24"/>
-          <w:szCs w:val="24"/>
-        </w:rPr>
-        <w:t xml:space="preserve">1. </w:t>
-      </w:r>
-      <w:r>
-        <w:rPr>
-          <w:rFonts w:cstheme="minorHAnsi"/>
-          <w:sz w:val="24"/>
-          <w:szCs w:val="24"/>
-        </w:rPr>
-        <w:t>1 Kings 19:1-4</w:t>
-      </w:r>
-      <w:r>
-        <w:rPr>
-          <w:rFonts w:cstheme="minorHAnsi"/>
-          <w:sz w:val="24"/>
-          <w:szCs w:val="24"/>
-        </w:rPr>
-        <w:t>: God does not abandon Elijah.</w:t>
-      </w:r>
     </w:p>
     <w:p>
       <w:pPr>
@@ -3607,23 +3488,146 @@
           <w:sz w:val="24"/>
           <w:szCs w:val="24"/>
         </w:rPr>
-        <w:t xml:space="preserve">2. </w:t>
-      </w:r>
-      <w:r>
-        <w:rPr>
-          <w:rFonts w:cstheme="minorHAnsi"/>
-          <w:sz w:val="24"/>
-          <w:szCs w:val="24"/>
-        </w:rPr>
-        <w:t>1 Kings 19:9-13</w:t>
-      </w:r>
-      <w:r>
-        <w:rPr>
-          <w:rFonts w:cstheme="minorHAnsi"/>
-          <w:sz w:val="24"/>
-          <w:szCs w:val="24"/>
-        </w:rPr>
-        <w:t xml:space="preserve">: </w:t>
+        <w:t>Summary</w:t>
+      </w:r>
+    </w:p>
+    <w:p>
+      <w:pPr>
+        <w:rPr>
+          <w:rFonts w:cstheme="minorHAnsi"/>
+          <w:sz w:val="24"/>
+          <w:szCs w:val="24"/>
+        </w:rPr>
+      </w:pPr>
+      <w:r>
+        <w:rPr>
+          <w:rFonts w:cstheme="minorHAnsi"/>
+          <w:sz w:val="24"/>
+          <w:szCs w:val="24"/>
+        </w:rPr>
+        <w:t>"I Am With You in the Silence"</w:t>
+      </w:r>
+      <w:r>
+        <w:rPr>
+          <w:rFonts w:cstheme="minorHAnsi"/>
+          <w:sz w:val="24"/>
+          <w:szCs w:val="24"/>
+        </w:rPr>
+        <w:t>:</w:t>
+      </w:r>
+      <w:r>
+        <w:rPr>
+          <w:rFonts w:cstheme="minorHAnsi"/>
+          <w:sz w:val="24"/>
+          <w:szCs w:val="24"/>
+        </w:rPr>
+        <w:t> </w:t>
+      </w:r>
+      <w:r>
+        <w:rPr>
+          <w:rFonts w:cstheme="minorHAnsi"/>
+          <w:sz w:val="24"/>
+          <w:szCs w:val="24"/>
+        </w:rPr>
+        <w:t>Find</w:t>
+      </w:r>
+      <w:r>
+        <w:rPr>
+          <w:rFonts w:cstheme="minorHAnsi"/>
+          <w:sz w:val="24"/>
+          <w:szCs w:val="24"/>
+        </w:rPr>
+        <w:t xml:space="preserve"> </w:t>
+      </w:r>
+      <w:r>
+        <w:rPr>
+          <w:rFonts w:cstheme="minorHAnsi"/>
+          <w:sz w:val="24"/>
+          <w:szCs w:val="24"/>
+        </w:rPr>
+        <w:t xml:space="preserve">and communicate with </w:t>
+      </w:r>
+      <w:r>
+        <w:rPr>
+          <w:rFonts w:cstheme="minorHAnsi"/>
+          <w:sz w:val="24"/>
+          <w:szCs w:val="24"/>
+        </w:rPr>
+        <w:t xml:space="preserve">God </w:t>
+      </w:r>
+      <w:r>
+        <w:rPr>
+          <w:rFonts w:cstheme="minorHAnsi"/>
+          <w:sz w:val="24"/>
+          <w:szCs w:val="24"/>
+        </w:rPr>
+        <w:t>in silence</w:t>
+      </w:r>
+      <w:r>
+        <w:rPr>
+          <w:rFonts w:cstheme="minorHAnsi"/>
+          <w:sz w:val="24"/>
+          <w:szCs w:val="24"/>
+        </w:rPr>
+        <w:t xml:space="preserve"> rather than noise</w:t>
+      </w:r>
+      <w:r>
+        <w:rPr>
+          <w:rFonts w:cstheme="minorHAnsi"/>
+          <w:sz w:val="24"/>
+          <w:szCs w:val="24"/>
+        </w:rPr>
+        <w:t>.</w:t>
+      </w:r>
+    </w:p>
+    <w:p>
+      <w:pPr>
+        <w:rPr>
+          <w:rFonts w:cstheme="minorHAnsi"/>
+          <w:sz w:val="24"/>
+          <w:szCs w:val="24"/>
+        </w:rPr>
+      </w:pPr>
+      <w:r>
+        <w:rPr>
+          <w:rFonts w:cstheme="minorHAnsi"/>
+          <w:sz w:val="24"/>
+          <w:szCs w:val="24"/>
+        </w:rPr>
+        <w:t xml:space="preserve">1. </w:t>
+      </w:r>
+      <w:r>
+        <w:rPr>
+          <w:rFonts w:cstheme="minorHAnsi"/>
+          <w:sz w:val="24"/>
+          <w:szCs w:val="24"/>
+        </w:rPr>
+        <w:t>1 Kings 19:1-4</w:t>
+      </w:r>
+      <w:r>
+        <w:rPr>
+          <w:rFonts w:cstheme="minorHAnsi"/>
+          <w:sz w:val="24"/>
+          <w:szCs w:val="24"/>
+        </w:rPr>
+        <w:t>: God does not abandon Elijah.</w:t>
+      </w:r>
+    </w:p>
+    <w:p>
+      <w:pPr>
+        <w:rPr>
+          <w:rFonts w:cstheme="minorHAnsi"/>
+          <w:sz w:val="24"/>
+          <w:szCs w:val="24"/>
+        </w:rPr>
+      </w:pPr>
+      <w:r>
+        <w:rPr>
+          <w:rFonts w:cstheme="minorHAnsi"/>
+          <w:sz w:val="24"/>
+          <w:szCs w:val="24"/>
+        </w:rPr>
+        <w:t xml:space="preserve">2. 1 Kings 19:9-13: </w:t>
       </w:r>
       <w:r>
         <w:rPr>
@@ -18432,6 +18436,7 @@
   <w:style w:type="character" w:default="1" w:styleId="DefaultParagraphFont">
     <w:name w:val="Default Paragraph Font"/>
     <w:uiPriority w:val="1"/>
+    <w:semiHidden/>
     <w:unhideWhenUsed/>
   </w:style>
   <w:style w:type="table" w:default="1" w:styleId="TableNormal">

--- a/Church/2026/2026_0321_MenloChurch.docx
+++ b/Church/2026/2026_0321_MenloChurch.docx
@@ -318,6 +318,22 @@
           <w:szCs w:val="24"/>
         </w:rPr>
         <w:t>There is an old saying that “The dog who caught the car.” It means too ambitious and lack of preparation and chasing a goal is never achieved.</w:t>
+      </w:r>
+      <w:r>
+        <w:rPr>
+          <w:rFonts w:cstheme="minorHAnsi"/>
+          <w:sz w:val="24"/>
+          <w:szCs w:val="24"/>
+        </w:rPr>
+        <w:t xml:space="preserve"> Today, we are going to study the “1 King 19”</w:t>
+      </w:r>
+      <w:r>
+        <w:rPr>
+          <w:rFonts w:cstheme="minorHAnsi"/>
+          <w:sz w:val="24"/>
+          <w:szCs w:val="24"/>
+        </w:rPr>
+        <w:t xml:space="preserve"> and see Elijah life.</w:t>
       </w:r>
     </w:p>
     <w:p>
@@ -881,7 +897,6 @@
           <w:sz w:val="24"/>
           <w:szCs w:val="24"/>
         </w:rPr>
-        <w:lastRenderedPageBreak/>
         <w:t>21</w:t>
       </w:r>
       <w:r>
@@ -1138,7 +1153,31 @@
           <w:sz w:val="24"/>
           <w:szCs w:val="24"/>
         </w:rPr>
-        <w:t>30:22:00/1:15:00</w:t>
+        <w:t>29</w:t>
+      </w:r>
+      <w:r>
+        <w:rPr>
+          <w:rFonts w:cstheme="minorHAnsi"/>
+          <w:sz w:val="24"/>
+          <w:szCs w:val="24"/>
+        </w:rPr>
+        <w:t>:</w:t>
+      </w:r>
+      <w:r>
+        <w:rPr>
+          <w:rFonts w:cstheme="minorHAnsi"/>
+          <w:sz w:val="24"/>
+          <w:szCs w:val="24"/>
+        </w:rPr>
+        <w:t>05</w:t>
+      </w:r>
+      <w:r>
+        <w:rPr>
+          <w:rFonts w:cstheme="minorHAnsi"/>
+          <w:sz w:val="24"/>
+          <w:szCs w:val="24"/>
+        </w:rPr>
+        <w:t>/1:15:00</w:t>
       </w:r>
     </w:p>
     <w:p>
@@ -1149,6 +1188,163 @@
           <w:szCs w:val="24"/>
         </w:rPr>
       </w:pPr>
+      <w:r>
+        <w:rPr>
+          <w:rFonts w:cstheme="minorHAnsi"/>
+          <w:sz w:val="24"/>
+          <w:szCs w:val="24"/>
+        </w:rPr>
+        <w:drawing>
+          <wp:inline distT="0" distB="0" distL="0" distR="0" wp14:anchorId="36C4697E" wp14:editId="280FD5D3">
+            <wp:extent cx="2295845" cy="485843"/>
+            <wp:effectExtent l="0" t="0" r="0" b="9525"/>
+            <wp:docPr id="1228423002" name="Picture 1"/>
+            <wp:cNvGraphicFramePr>
+              <a:graphicFrameLocks xmlns:a="http://schemas.openxmlformats.org/drawingml/2006/main" noChangeAspect="1"/>
+            </wp:cNvGraphicFramePr>
+            <a:graphic xmlns:a="http://schemas.openxmlformats.org/drawingml/2006/main">
+              <a:graphicData uri="http://schemas.openxmlformats.org/drawingml/2006/picture">
+                <pic:pic xmlns:pic="http://schemas.openxmlformats.org/drawingml/2006/picture">
+                  <pic:nvPicPr>
+                    <pic:cNvPr id="1228423002" name=""/>
+                    <pic:cNvPicPr/>
+                  </pic:nvPicPr>
+                  <pic:blipFill>
+                    <a:blip r:embed="rId17"/>
+                    <a:stretch>
+                      <a:fillRect/>
+                    </a:stretch>
+                  </pic:blipFill>
+                  <pic:spPr>
+                    <a:xfrm>
+                      <a:off x="0" y="0"/>
+                      <a:ext cx="2295845" cy="485843"/>
+                    </a:xfrm>
+                    <a:prstGeom prst="rect">
+                      <a:avLst/>
+                    </a:prstGeom>
+                  </pic:spPr>
+                </pic:pic>
+              </a:graphicData>
+            </a:graphic>
+          </wp:inline>
+        </w:drawing>
+      </w:r>
+    </w:p>
+    <w:p>
+      <w:pPr>
+        <w:rPr>
+          <w:rFonts w:cstheme="minorHAnsi"/>
+          <w:sz w:val="24"/>
+          <w:szCs w:val="24"/>
+        </w:rPr>
+      </w:pPr>
+      <w:r>
+        <w:rPr>
+          <w:rFonts w:cstheme="minorHAnsi"/>
+          <w:sz w:val="24"/>
+          <w:szCs w:val="24"/>
+        </w:rPr>
+        <w:t>Elijah say</w:t>
+      </w:r>
+      <w:r>
+        <w:rPr>
+          <w:rFonts w:cstheme="minorHAnsi"/>
+          <w:sz w:val="24"/>
+          <w:szCs w:val="24"/>
+        </w:rPr>
+        <w:t>s</w:t>
+      </w:r>
+      <w:r>
+        <w:rPr>
+          <w:rFonts w:cstheme="minorHAnsi"/>
+          <w:sz w:val="24"/>
+          <w:szCs w:val="24"/>
+        </w:rPr>
+        <w:t xml:space="preserve"> “It is enough</w:t>
+      </w:r>
+      <w:r>
+        <w:rPr>
+          <w:rFonts w:cstheme="minorHAnsi"/>
+          <w:sz w:val="24"/>
+          <w:szCs w:val="24"/>
+        </w:rPr>
+        <w:t xml:space="preserve"> in my life</w:t>
+      </w:r>
+      <w:r>
+        <w:rPr>
+          <w:rFonts w:cstheme="minorHAnsi"/>
+          <w:sz w:val="24"/>
+          <w:szCs w:val="24"/>
+        </w:rPr>
+        <w:t>.”</w:t>
+      </w:r>
+      <w:r>
+        <w:rPr>
+          <w:rFonts w:cstheme="minorHAnsi"/>
+          <w:sz w:val="24"/>
+          <w:szCs w:val="24"/>
+        </w:rPr>
+        <w:t xml:space="preserve"> </w:t>
+      </w:r>
+      <w:r>
+        <w:rPr>
+          <w:rFonts w:cstheme="minorHAnsi"/>
+          <w:sz w:val="24"/>
+          <w:szCs w:val="24"/>
+        </w:rPr>
+        <w:t xml:space="preserve">Then, </w:t>
+      </w:r>
+      <w:r>
+        <w:rPr>
+          <w:rFonts w:cstheme="minorHAnsi"/>
+          <w:sz w:val="24"/>
+          <w:szCs w:val="24"/>
+        </w:rPr>
+        <w:t xml:space="preserve">Elijah quietly find </w:t>
+      </w:r>
+      <w:r>
+        <w:rPr>
+          <w:rFonts w:cstheme="minorHAnsi"/>
+          <w:sz w:val="24"/>
+          <w:szCs w:val="24"/>
+        </w:rPr>
+        <w:t xml:space="preserve">more from </w:t>
+      </w:r>
+      <w:r>
+        <w:rPr>
+          <w:rFonts w:cstheme="minorHAnsi"/>
+          <w:sz w:val="24"/>
+          <w:szCs w:val="24"/>
+        </w:rPr>
+        <w:t>God.</w:t>
+      </w:r>
+    </w:p>
+    <w:p>
+      <w:pPr>
+        <w:rPr>
+          <w:rFonts w:cstheme="minorHAnsi"/>
+          <w:sz w:val="24"/>
+          <w:szCs w:val="24"/>
+        </w:rPr>
+      </w:pPr>
+    </w:p>
+    <w:p>
+      <w:pPr>
+        <w:rPr>
+          <w:rFonts w:cstheme="minorHAnsi"/>
+          <w:sz w:val="24"/>
+          <w:szCs w:val="24"/>
+        </w:rPr>
+      </w:pPr>
+      <w:r>
+        <w:rPr>
+          <w:rFonts w:cstheme="minorHAnsi"/>
+          <w:sz w:val="24"/>
+          <w:szCs w:val="24"/>
+        </w:rPr>
+        <w:t>30:22/1:15:00</w:t>
+      </w:r>
     </w:p>
     <w:p>
       <w:pPr>
@@ -1181,7 +1377,7 @@
                     <pic:cNvPicPr/>
                   </pic:nvPicPr>
                   <pic:blipFill>
-                    <a:blip r:embed="rId17"/>
+                    <a:blip r:embed="rId18"/>
                     <a:stretch>
                       <a:fillRect/>
                     </a:stretch>
@@ -1259,7 +1455,7 @@
                     <pic:cNvPicPr/>
                   </pic:nvPicPr>
                   <pic:blipFill>
-                    <a:blip r:embed="rId18"/>
+                    <a:blip r:embed="rId19"/>
                     <a:stretch>
                       <a:fillRect/>
                     </a:stretch>
@@ -1347,7 +1543,7 @@
                     <pic:cNvPicPr/>
                   </pic:nvPicPr>
                   <pic:blipFill>
-                    <a:blip r:embed="rId19"/>
+                    <a:blip r:embed="rId20"/>
                     <a:stretch>
                       <a:fillRect/>
                     </a:stretch>
@@ -1398,7 +1594,7 @@
                     <pic:cNvPicPr/>
                   </pic:nvPicPr>
                   <pic:blipFill>
-                    <a:blip r:embed="rId20"/>
+                    <a:blip r:embed="rId21"/>
                     <a:stretch>
                       <a:fillRect/>
                     </a:stretch>
@@ -1449,7 +1645,7 @@
                     <pic:cNvPicPr/>
                   </pic:nvPicPr>
                   <pic:blipFill>
-                    <a:blip r:embed="rId21"/>
+                    <a:blip r:embed="rId22"/>
                     <a:stretch>
                       <a:fillRect/>
                     </a:stretch>
@@ -1510,7 +1706,7 @@
                     <pic:cNvPicPr/>
                   </pic:nvPicPr>
                   <pic:blipFill>
-                    <a:blip r:embed="rId22"/>
+                    <a:blip r:embed="rId23"/>
                     <a:stretch>
                       <a:fillRect/>
                     </a:stretch>
@@ -1561,7 +1757,7 @@
                     <pic:cNvPicPr/>
                   </pic:nvPicPr>
                   <pic:blipFill>
-                    <a:blip r:embed="rId23"/>
+                    <a:blip r:embed="rId24"/>
                     <a:stretch>
                       <a:fillRect/>
                     </a:stretch>
@@ -2051,7 +2247,7 @@
                     <pic:cNvPicPr/>
                   </pic:nvPicPr>
                   <pic:blipFill>
-                    <a:blip r:embed="rId24"/>
+                    <a:blip r:embed="rId25"/>
                     <a:stretch>
                       <a:fillRect/>
                     </a:stretch>
@@ -2138,7 +2334,7 @@
                     <pic:cNvPicPr/>
                   </pic:nvPicPr>
                   <pic:blipFill>
-                    <a:blip r:embed="rId25"/>
+                    <a:blip r:embed="rId26"/>
                     <a:stretch>
                       <a:fillRect/>
                     </a:stretch>
@@ -2216,7 +2412,7 @@
                     <pic:cNvPicPr/>
                   </pic:nvPicPr>
                   <pic:blipFill>
-                    <a:blip r:embed="rId26"/>
+                    <a:blip r:embed="rId27"/>
                     <a:stretch>
                       <a:fillRect/>
                     </a:stretch>
@@ -2303,7 +2499,7 @@
                     <pic:cNvPicPr/>
                   </pic:nvPicPr>
                   <pic:blipFill>
-                    <a:blip r:embed="rId27"/>
+                    <a:blip r:embed="rId28"/>
                     <a:stretch>
                       <a:fillRect/>
                     </a:stretch>
@@ -2365,7 +2561,7 @@
                     <pic:cNvPicPr/>
                   </pic:nvPicPr>
                   <pic:blipFill>
-                    <a:blip r:embed="rId28"/>
+                    <a:blip r:embed="rId29"/>
                     <a:stretch>
                       <a:fillRect/>
                     </a:stretch>
@@ -2416,7 +2612,7 @@
                     <pic:cNvPicPr/>
                   </pic:nvPicPr>
                   <pic:blipFill>
-                    <a:blip r:embed="rId29"/>
+                    <a:blip r:embed="rId30"/>
                     <a:stretch>
                       <a:fillRect/>
                     </a:stretch>
@@ -2467,7 +2663,7 @@
                     <pic:cNvPicPr/>
                   </pic:nvPicPr>
                   <pic:blipFill>
-                    <a:blip r:embed="rId30"/>
+                    <a:blip r:embed="rId31"/>
                     <a:stretch>
                       <a:fillRect/>
                     </a:stretch>
@@ -2528,7 +2724,7 @@
                     <pic:cNvPicPr/>
                   </pic:nvPicPr>
                   <pic:blipFill>
-                    <a:blip r:embed="rId31"/>
+                    <a:blip r:embed="rId32"/>
                     <a:stretch>
                       <a:fillRect/>
                     </a:stretch>
@@ -2579,7 +2775,7 @@
                     <pic:cNvPicPr/>
                   </pic:nvPicPr>
                   <pic:blipFill>
-                    <a:blip r:embed="rId32"/>
+                    <a:blip r:embed="rId33"/>
                     <a:stretch>
                       <a:fillRect/>
                     </a:stretch>
@@ -2630,7 +2826,7 @@
                     <pic:cNvPicPr/>
                   </pic:nvPicPr>
                   <pic:blipFill>
-                    <a:blip r:embed="rId33"/>
+                    <a:blip r:embed="rId34"/>
                     <a:stretch>
                       <a:fillRect/>
                     </a:stretch>
@@ -2808,7 +3004,7 @@
         </w:rPr>
         <w:t>[</w:t>
       </w:r>
-      <w:hyperlink r:id="rId34" w:anchor="fen-ESV-9400a" w:tooltip="See footnote a" w:history="1">
+      <w:hyperlink r:id="rId35" w:anchor="fen-ESV-9400a" w:tooltip="See footnote a" w:history="1">
         <w:r>
           <w:rPr>
             <w:rStyle w:val="Hyperlink"/>
@@ -2970,29 +3166,7 @@
           <w:sz w:val="24"/>
           <w:szCs w:val="24"/>
         </w:rPr>
-        <w:t xml:space="preserve">Encouragement over </w:t>
-      </w:r>
-      <w:proofErr w:type="spellStart"/>
-      <w:r>
-        <w:rPr>
-          <w:rFonts w:cstheme="minorHAnsi"/>
-          <w:b/>
-          <w:bCs/>
-          <w:sz w:val="24"/>
-          <w:szCs w:val="24"/>
-        </w:rPr>
-        <w:t>Dispair</w:t>
-      </w:r>
-      <w:proofErr w:type="spellEnd"/>
-      <w:r>
-        <w:rPr>
-          <w:rFonts w:cstheme="minorHAnsi"/>
-          <w:b/>
-          <w:bCs/>
-          <w:sz w:val="24"/>
-          <w:szCs w:val="24"/>
-        </w:rPr>
-        <w:t>:</w:t>
+        <w:t>Encouragement over Dispair:</w:t>
       </w:r>
       <w:r>
         <w:rPr>
@@ -3064,7 +3238,7 @@
         </w:rPr>
         <w:t> The encounter on Mount Horeb highlights that God's plan is still moving forward despite the lack of immediate, widespread revival, </w:t>
       </w:r>
-      <w:hyperlink r:id="rId35" w:tgtFrame="_blank" w:history="1">
+      <w:hyperlink r:id="rId36" w:tgtFrame="_blank" w:history="1">
         <w:r>
           <w:rPr>
             <w:rStyle w:val="Hyperlink"/>
@@ -3389,15 +3563,7 @@
           <w:sz w:val="24"/>
           <w:szCs w:val="24"/>
         </w:rPr>
-        <w:t>We f</w:t>
-      </w:r>
-      <w:r>
-        <w:rPr>
-          <w:rFonts w:cstheme="minorHAnsi"/>
-          <w:sz w:val="24"/>
-          <w:szCs w:val="24"/>
-        </w:rPr>
-        <w:t>ind</w:t>
+        <w:t>We find</w:t>
       </w:r>
       <w:r>
         <w:rPr>
@@ -3462,7 +3628,15 @@
           <w:sz w:val="24"/>
           <w:szCs w:val="24"/>
         </w:rPr>
-        <w:t>There is an old saying that “The dog who caught the car.” It means too ambitious and lack of preparation and chasing a goal is never achieved.</w:t>
+        <w:t>There is an old saying that “The dog who caught the car.” It means too ambitious and lack of preparation and chasing a goal is never achieved. Today, we are going to study the “1 King 19” and see Elijah life.</w:t>
+      </w:r>
+      <w:r>
+        <w:rPr>
+          <w:rFonts w:cstheme="minorHAnsi"/>
+          <w:sz w:val="24"/>
+          <w:szCs w:val="24"/>
+        </w:rPr>
+        <w:t xml:space="preserve"> </w:t>
       </w:r>
     </w:p>
     <w:p>
@@ -3602,15 +3776,7 @@
           <w:sz w:val="24"/>
           <w:szCs w:val="24"/>
         </w:rPr>
-        <w:t>1 Kings 19:1-4</w:t>
-      </w:r>
-      <w:r>
-        <w:rPr>
-          <w:rFonts w:cstheme="minorHAnsi"/>
-          <w:sz w:val="24"/>
-          <w:szCs w:val="24"/>
-        </w:rPr>
-        <w:t>: God does not abandon Elijah.</w:t>
+        <w:t>Elijah says “It is enough in my life.” Then, Elijah quietly finds more from God</w:t>
       </w:r>
     </w:p>
     <w:p>
@@ -3627,31 +3793,31 @@
           <w:sz w:val="24"/>
           <w:szCs w:val="24"/>
         </w:rPr>
-        <w:t xml:space="preserve">2. 1 Kings 19:9-13: </w:t>
-      </w:r>
-      <w:r>
-        <w:rPr>
-          <w:rFonts w:cstheme="minorHAnsi"/>
-          <w:sz w:val="24"/>
-          <w:szCs w:val="24"/>
-        </w:rPr>
-        <w:t xml:space="preserve">God restores Elijah’s despondent spirit </w:t>
-      </w:r>
-      <w:r>
-        <w:rPr>
-          <w:rFonts w:cstheme="minorHAnsi"/>
-          <w:sz w:val="24"/>
-          <w:szCs w:val="24"/>
-        </w:rPr>
-        <w:t>by</w:t>
-      </w:r>
-      <w:r>
-        <w:rPr>
-          <w:rFonts w:cstheme="minorHAnsi"/>
-          <w:sz w:val="24"/>
-          <w:szCs w:val="24"/>
-        </w:rPr>
-        <w:t xml:space="preserve"> "still, small voice" (a gentle whisper). </w:t>
+        <w:t>2</w:t>
+      </w:r>
+      <w:r>
+        <w:rPr>
+          <w:rFonts w:cstheme="minorHAnsi"/>
+          <w:sz w:val="24"/>
+          <w:szCs w:val="24"/>
+        </w:rPr>
+        <w:t xml:space="preserve">. </w:t>
+      </w:r>
+      <w:r>
+        <w:rPr>
+          <w:rFonts w:cstheme="minorHAnsi"/>
+          <w:sz w:val="24"/>
+          <w:szCs w:val="24"/>
+        </w:rPr>
+        <w:t>1 Kings 19:1-4</w:t>
+      </w:r>
+      <w:r>
+        <w:rPr>
+          <w:rFonts w:cstheme="minorHAnsi"/>
+          <w:sz w:val="24"/>
+          <w:szCs w:val="24"/>
+        </w:rPr>
+        <w:t>: God does not abandon Elijah.</w:t>
       </w:r>
     </w:p>
     <w:p>
@@ -3662,6 +3828,46 @@
           <w:szCs w:val="24"/>
         </w:rPr>
       </w:pPr>
+      <w:r>
+        <w:rPr>
+          <w:rFonts w:cstheme="minorHAnsi"/>
+          <w:sz w:val="24"/>
+          <w:szCs w:val="24"/>
+        </w:rPr>
+        <w:t>3</w:t>
+      </w:r>
+      <w:r>
+        <w:rPr>
+          <w:rFonts w:cstheme="minorHAnsi"/>
+          <w:sz w:val="24"/>
+          <w:szCs w:val="24"/>
+        </w:rPr>
+        <w:t xml:space="preserve">. 1 Kings 19:9-13: </w:t>
+      </w:r>
+      <w:r>
+        <w:rPr>
+          <w:rFonts w:cstheme="minorHAnsi"/>
+          <w:sz w:val="24"/>
+          <w:szCs w:val="24"/>
+        </w:rPr>
+        <w:t xml:space="preserve">God restores Elijah’s despondent spirit </w:t>
+      </w:r>
+      <w:r>
+        <w:rPr>
+          <w:rFonts w:cstheme="minorHAnsi"/>
+          <w:sz w:val="24"/>
+          <w:szCs w:val="24"/>
+        </w:rPr>
+        <w:t>by</w:t>
+      </w:r>
+      <w:r>
+        <w:rPr>
+          <w:rFonts w:cstheme="minorHAnsi"/>
+          <w:sz w:val="24"/>
+          <w:szCs w:val="24"/>
+        </w:rPr>
+        <w:t xml:space="preserve"> "still, small voice" (a gentle whisper). </w:t>
+      </w:r>
     </w:p>
     <w:p>
       <w:pPr>
@@ -3694,6 +3900,7 @@
           <w:sz w:val="24"/>
           <w:szCs w:val="24"/>
         </w:rPr>
+        <w:lastRenderedPageBreak/>
         <w:t>When God is silence. Be patient and wait for God answer.</w:t>
       </w:r>
     </w:p>
@@ -3716,7 +3923,7 @@
       </w:pPr>
     </w:p>
     <w:sectPr>
-      <w:footerReference w:type="default" r:id="rId36"/>
+      <w:footerReference w:type="default" r:id="rId37"/>
       <w:pgSz w:w="12240" w:h="15840"/>
       <w:pgMar w:top="1440" w:right="1440" w:bottom="1530" w:left="1440" w:header="0" w:footer="720" w:gutter="0"/>
       <w:cols w:space="720"/>

--- a/Church/2026/2026_0321_MenloChurch.docx
+++ b/Church/2026/2026_0321_MenloChurch.docx
@@ -1153,31 +1153,7 @@
           <w:sz w:val="24"/>
           <w:szCs w:val="24"/>
         </w:rPr>
-        <w:t>29</w:t>
-      </w:r>
-      <w:r>
-        <w:rPr>
-          <w:rFonts w:cstheme="minorHAnsi"/>
-          <w:sz w:val="24"/>
-          <w:szCs w:val="24"/>
-        </w:rPr>
-        <w:t>:</w:t>
-      </w:r>
-      <w:r>
-        <w:rPr>
-          <w:rFonts w:cstheme="minorHAnsi"/>
-          <w:sz w:val="24"/>
-          <w:szCs w:val="24"/>
-        </w:rPr>
-        <w:t>05</w:t>
-      </w:r>
-      <w:r>
-        <w:rPr>
-          <w:rFonts w:cstheme="minorHAnsi"/>
-          <w:sz w:val="24"/>
-          <w:szCs w:val="24"/>
-        </w:rPr>
-        <w:t>/1:15:00</w:t>
+        <w:t>29:05/1:15:00</w:t>
       </w:r>
     </w:p>
     <w:p>
@@ -1191,6 +1167,7 @@
       <w:r>
         <w:rPr>
           <w:rFonts w:cstheme="minorHAnsi"/>
+          <w:noProof/>
           <w:sz w:val="24"/>
           <w:szCs w:val="24"/>
         </w:rPr>
@@ -1301,7 +1278,23 @@
           <w:sz w:val="24"/>
           <w:szCs w:val="24"/>
         </w:rPr>
-        <w:t xml:space="preserve">Elijah quietly find </w:t>
+        <w:t xml:space="preserve">Elijah quietly </w:t>
+      </w:r>
+      <w:r>
+        <w:rPr>
+          <w:rFonts w:cstheme="minorHAnsi"/>
+          <w:sz w:val="24"/>
+          <w:szCs w:val="24"/>
+        </w:rPr>
+        <w:t>finds</w:t>
+      </w:r>
+      <w:r>
+        <w:rPr>
+          <w:rFonts w:cstheme="minorHAnsi"/>
+          <w:sz w:val="24"/>
+          <w:szCs w:val="24"/>
+        </w:rPr>
+        <w:t xml:space="preserve"> </w:t>
       </w:r>
       <w:r>
         <w:rPr>
@@ -3166,7 +3159,29 @@
           <w:sz w:val="24"/>
           <w:szCs w:val="24"/>
         </w:rPr>
-        <w:t>Encouragement over Dispair:</w:t>
+        <w:t xml:space="preserve">Encouragement over </w:t>
+      </w:r>
+      <w:proofErr w:type="spellStart"/>
+      <w:r>
+        <w:rPr>
+          <w:rFonts w:cstheme="minorHAnsi"/>
+          <w:b/>
+          <w:bCs/>
+          <w:sz w:val="24"/>
+          <w:szCs w:val="24"/>
+        </w:rPr>
+        <w:t>Dispair</w:t>
+      </w:r>
+      <w:proofErr w:type="spellEnd"/>
+      <w:r>
+        <w:rPr>
+          <w:rFonts w:cstheme="minorHAnsi"/>
+          <w:b/>
+          <w:bCs/>
+          <w:sz w:val="24"/>
+          <w:szCs w:val="24"/>
+        </w:rPr>
+        <w:t>:</w:t>
       </w:r>
       <w:r>
         <w:rPr>
@@ -3679,79 +3694,7 @@
           <w:sz w:val="24"/>
           <w:szCs w:val="24"/>
         </w:rPr>
-        <w:t>"I Am With You in the Silence"</w:t>
-      </w:r>
-      <w:r>
-        <w:rPr>
-          <w:rFonts w:cstheme="minorHAnsi"/>
-          <w:sz w:val="24"/>
-          <w:szCs w:val="24"/>
-        </w:rPr>
-        <w:t>:</w:t>
-      </w:r>
-      <w:r>
-        <w:rPr>
-          <w:rFonts w:cstheme="minorHAnsi"/>
-          <w:sz w:val="24"/>
-          <w:szCs w:val="24"/>
-        </w:rPr>
-        <w:t> </w:t>
-      </w:r>
-      <w:r>
-        <w:rPr>
-          <w:rFonts w:cstheme="minorHAnsi"/>
-          <w:sz w:val="24"/>
-          <w:szCs w:val="24"/>
-        </w:rPr>
-        <w:t>Find</w:t>
-      </w:r>
-      <w:r>
-        <w:rPr>
-          <w:rFonts w:cstheme="minorHAnsi"/>
-          <w:sz w:val="24"/>
-          <w:szCs w:val="24"/>
-        </w:rPr>
-        <w:t xml:space="preserve"> </w:t>
-      </w:r>
-      <w:r>
-        <w:rPr>
-          <w:rFonts w:cstheme="minorHAnsi"/>
-          <w:sz w:val="24"/>
-          <w:szCs w:val="24"/>
-        </w:rPr>
-        <w:t xml:space="preserve">and communicate with </w:t>
-      </w:r>
-      <w:r>
-        <w:rPr>
-          <w:rFonts w:cstheme="minorHAnsi"/>
-          <w:sz w:val="24"/>
-          <w:szCs w:val="24"/>
-        </w:rPr>
-        <w:t xml:space="preserve">God </w:t>
-      </w:r>
-      <w:r>
-        <w:rPr>
-          <w:rFonts w:cstheme="minorHAnsi"/>
-          <w:sz w:val="24"/>
-          <w:szCs w:val="24"/>
-        </w:rPr>
-        <w:t>in silence</w:t>
-      </w:r>
-      <w:r>
-        <w:rPr>
-          <w:rFonts w:cstheme="minorHAnsi"/>
-          <w:sz w:val="24"/>
-          <w:szCs w:val="24"/>
-        </w:rPr>
-        <w:t xml:space="preserve"> rather than noise</w:t>
-      </w:r>
-      <w:r>
-        <w:rPr>
-          <w:rFonts w:cstheme="minorHAnsi"/>
-          <w:sz w:val="24"/>
-          <w:szCs w:val="24"/>
-        </w:rPr>
-        <w:t>.</w:t>
+        <w:t>1. Elijah says “It is enough in my life.” Then, Elijah quietly finds more from God</w:t>
       </w:r>
     </w:p>
     <w:p>
@@ -3768,15 +3711,31 @@
           <w:sz w:val="24"/>
           <w:szCs w:val="24"/>
         </w:rPr>
-        <w:t xml:space="preserve">1. </w:t>
-      </w:r>
-      <w:r>
-        <w:rPr>
-          <w:rFonts w:cstheme="minorHAnsi"/>
-          <w:sz w:val="24"/>
-          <w:szCs w:val="24"/>
-        </w:rPr>
-        <w:t>Elijah says “It is enough in my life.” Then, Elijah quietly finds more from God</w:t>
+        <w:t>2</w:t>
+      </w:r>
+      <w:r>
+        <w:rPr>
+          <w:rFonts w:cstheme="minorHAnsi"/>
+          <w:sz w:val="24"/>
+          <w:szCs w:val="24"/>
+        </w:rPr>
+        <w:t xml:space="preserve">. </w:t>
+      </w:r>
+      <w:r>
+        <w:rPr>
+          <w:rFonts w:cstheme="minorHAnsi"/>
+          <w:sz w:val="24"/>
+          <w:szCs w:val="24"/>
+        </w:rPr>
+        <w:t>1 Kings 19:1-4</w:t>
+      </w:r>
+      <w:r>
+        <w:rPr>
+          <w:rFonts w:cstheme="minorHAnsi"/>
+          <w:sz w:val="24"/>
+          <w:szCs w:val="24"/>
+        </w:rPr>
+        <w:t>: God does not abandon Elijah.</w:t>
       </w:r>
     </w:p>
     <w:p>
@@ -3793,31 +3752,39 @@
           <w:sz w:val="24"/>
           <w:szCs w:val="24"/>
         </w:rPr>
-        <w:t>2</w:t>
-      </w:r>
-      <w:r>
-        <w:rPr>
-          <w:rFonts w:cstheme="minorHAnsi"/>
-          <w:sz w:val="24"/>
-          <w:szCs w:val="24"/>
-        </w:rPr>
-        <w:t xml:space="preserve">. </w:t>
-      </w:r>
-      <w:r>
-        <w:rPr>
-          <w:rFonts w:cstheme="minorHAnsi"/>
-          <w:sz w:val="24"/>
-          <w:szCs w:val="24"/>
-        </w:rPr>
-        <w:t>1 Kings 19:1-4</w:t>
-      </w:r>
-      <w:r>
-        <w:rPr>
-          <w:rFonts w:cstheme="minorHAnsi"/>
-          <w:sz w:val="24"/>
-          <w:szCs w:val="24"/>
-        </w:rPr>
-        <w:t>: God does not abandon Elijah.</w:t>
+        <w:t>3</w:t>
+      </w:r>
+      <w:r>
+        <w:rPr>
+          <w:rFonts w:cstheme="minorHAnsi"/>
+          <w:sz w:val="24"/>
+          <w:szCs w:val="24"/>
+        </w:rPr>
+        <w:t xml:space="preserve">. 1 Kings 19:9-13: </w:t>
+      </w:r>
+      <w:r>
+        <w:rPr>
+          <w:rFonts w:cstheme="minorHAnsi"/>
+          <w:sz w:val="24"/>
+          <w:szCs w:val="24"/>
+        </w:rPr>
+        <w:t xml:space="preserve">God restores Elijah’s despondent spirit </w:t>
+      </w:r>
+      <w:r>
+        <w:rPr>
+          <w:rFonts w:cstheme="minorHAnsi"/>
+          <w:sz w:val="24"/>
+          <w:szCs w:val="24"/>
+        </w:rPr>
+        <w:t>by</w:t>
+      </w:r>
+      <w:r>
+        <w:rPr>
+          <w:rFonts w:cstheme="minorHAnsi"/>
+          <w:sz w:val="24"/>
+          <w:szCs w:val="24"/>
+        </w:rPr>
+        <w:t xml:space="preserve"> "still, small voice" (a gentle whisper). </w:t>
       </w:r>
     </w:p>
     <w:p>
@@ -3834,39 +3801,7 @@
           <w:sz w:val="24"/>
           <w:szCs w:val="24"/>
         </w:rPr>
-        <w:t>3</w:t>
-      </w:r>
-      <w:r>
-        <w:rPr>
-          <w:rFonts w:cstheme="minorHAnsi"/>
-          <w:sz w:val="24"/>
-          <w:szCs w:val="24"/>
-        </w:rPr>
-        <w:t xml:space="preserve">. 1 Kings 19:9-13: </w:t>
-      </w:r>
-      <w:r>
-        <w:rPr>
-          <w:rFonts w:cstheme="minorHAnsi"/>
-          <w:sz w:val="24"/>
-          <w:szCs w:val="24"/>
-        </w:rPr>
-        <w:t xml:space="preserve">God restores Elijah’s despondent spirit </w:t>
-      </w:r>
-      <w:r>
-        <w:rPr>
-          <w:rFonts w:cstheme="minorHAnsi"/>
-          <w:sz w:val="24"/>
-          <w:szCs w:val="24"/>
-        </w:rPr>
-        <w:t>by</w:t>
-      </w:r>
-      <w:r>
-        <w:rPr>
-          <w:rFonts w:cstheme="minorHAnsi"/>
-          <w:sz w:val="24"/>
-          <w:szCs w:val="24"/>
-        </w:rPr>
-        <w:t xml:space="preserve"> "still, small voice" (a gentle whisper). </w:t>
+        <w:t>Conclusion:</w:t>
       </w:r>
     </w:p>
     <w:p>
@@ -3883,24 +3818,6 @@
           <w:sz w:val="24"/>
           <w:szCs w:val="24"/>
         </w:rPr>
-        <w:t>Conclusion:</w:t>
-      </w:r>
-    </w:p>
-    <w:p>
-      <w:pPr>
-        <w:rPr>
-          <w:rFonts w:cstheme="minorHAnsi"/>
-          <w:sz w:val="24"/>
-          <w:szCs w:val="24"/>
-        </w:rPr>
-      </w:pPr>
-      <w:r>
-        <w:rPr>
-          <w:rFonts w:cstheme="minorHAnsi"/>
-          <w:sz w:val="24"/>
-          <w:szCs w:val="24"/>
-        </w:rPr>
-        <w:lastRenderedPageBreak/>
         <w:t>When God is silence. Be patient and wait for God answer.</w:t>
       </w:r>
     </w:p>

--- a/Church/2026/2026_0321_MenloChurch.docx
+++ b/Church/2026/2026_0321_MenloChurch.docx
@@ -3159,29 +3159,7 @@
           <w:sz w:val="24"/>
           <w:szCs w:val="24"/>
         </w:rPr>
-        <w:t xml:space="preserve">Encouragement over </w:t>
-      </w:r>
-      <w:proofErr w:type="spellStart"/>
-      <w:r>
-        <w:rPr>
-          <w:rFonts w:cstheme="minorHAnsi"/>
-          <w:b/>
-          <w:bCs/>
-          <w:sz w:val="24"/>
-          <w:szCs w:val="24"/>
-        </w:rPr>
-        <w:t>Dispair</w:t>
-      </w:r>
-      <w:proofErr w:type="spellEnd"/>
-      <w:r>
-        <w:rPr>
-          <w:rFonts w:cstheme="minorHAnsi"/>
-          <w:b/>
-          <w:bCs/>
-          <w:sz w:val="24"/>
-          <w:szCs w:val="24"/>
-        </w:rPr>
-        <w:t>:</w:t>
+        <w:t>Encouragement over Dispair:</w:t>
       </w:r>
       <w:r>
         <w:rPr>
@@ -3694,7 +3672,23 @@
           <w:sz w:val="24"/>
           <w:szCs w:val="24"/>
         </w:rPr>
-        <w:t>1. Elijah says “It is enough in my life.” Then, Elijah quietly finds more from God</w:t>
+        <w:t>1. Elijah says “It is enough in my life</w:t>
+      </w:r>
+      <w:r>
+        <w:rPr>
+          <w:rFonts w:cstheme="minorHAnsi"/>
+          <w:sz w:val="24"/>
+          <w:szCs w:val="24"/>
+        </w:rPr>
+        <w:t xml:space="preserve"> (My life is over)</w:t>
+      </w:r>
+      <w:r>
+        <w:rPr>
+          <w:rFonts w:cstheme="minorHAnsi"/>
+          <w:sz w:val="24"/>
+          <w:szCs w:val="24"/>
+        </w:rPr>
+        <w:t>.” Then, Elijah quietly finds more from God</w:t>
       </w:r>
     </w:p>
     <w:p>
